--- a/worksheets/RP_L02_CyberDefenceHQ_Worksheet.docx
+++ b/worksheets/RP_L02_CyberDefenceHQ_Worksheet.docx
@@ -5185,7 +5185,17 @@
                 <w:sz w:val="21"/>
                 <w:szCs w:val="21"/>
               </w:rPr>
-              <w:t xml:space="preserve">a)  Describe what is meant by authentication, using an example.  </w:t>
+              <w:t xml:space="preserve">a)  </w:t>
+            </w:r>
+            <w:r>
+              <w:rPr>
+                <w:rFonts w:ascii="Arial" w:cs="Arial" w:eastAsia="Arial" w:hAnsi="Arial"/>
+                <w:b/>
+                <w:bCs/>
+                <w:sz w:val="21"/>
+                <w:szCs w:val="21"/>
+              </w:rPr>
+              <w:t xml:space="preserve">Describe what is meant by authentication, using an example.  </w:t>
             </w:r>
             <w:r>
               <w:rPr>
@@ -5300,7 +5310,17 @@
                 <w:sz w:val="21"/>
                 <w:szCs w:val="21"/>
               </w:rPr>
-              <w:t xml:space="preserve">b)  Describe two techniques a website can use to stop automated programs creating accounts.  </w:t>
+              <w:t xml:space="preserve">b)  </w:t>
+            </w:r>
+            <w:r>
+              <w:rPr>
+                <w:rFonts w:ascii="Arial" w:cs="Arial" w:eastAsia="Arial" w:hAnsi="Arial"/>
+                <w:b/>
+                <w:bCs/>
+                <w:sz w:val="21"/>
+                <w:szCs w:val="21"/>
+              </w:rPr>
+              <w:t xml:space="preserve">Describe two techniques a website can use to stop automated programs creating accounts.  </w:t>
             </w:r>
             <w:r>
               <w:rPr>
@@ -5489,7 +5509,17 @@
                 <w:sz w:val="21"/>
                 <w:szCs w:val="21"/>
               </w:rPr>
-              <w:t xml:space="preserve">c)  A program divides one number by another entered by the user. Explain how the programmer should handle a division by zero.  </w:t>
+              <w:t xml:space="preserve">c)  </w:t>
+            </w:r>
+            <w:r>
+              <w:rPr>
+                <w:rFonts w:ascii="Arial" w:cs="Arial" w:eastAsia="Arial" w:hAnsi="Arial"/>
+                <w:b/>
+                <w:bCs/>
+                <w:sz w:val="21"/>
+                <w:szCs w:val="21"/>
+              </w:rPr>
+              <w:t xml:space="preserve">A program divides one number by another entered by the user. Explain how the programmer should handle a division by zero.  </w:t>
             </w:r>
             <w:r>
               <w:rPr>
